--- a/Дневник _практики.docx
+++ b/Дневник _практики.docx
@@ -1380,9 +1380,6 @@
     </w:p>
     <w:p>
       <w:pPr>
-        <w:widowControl w:val="0"/>
-        <w:spacing w:before="60" w:after="60"/>
-        <w:jc w:val="center"/>
         <w:rPr>
           <w:b/>
           <w:sz w:val="18"/>
@@ -1395,6 +1392,29 @@
           <w:sz w:val="18"/>
           <w:szCs w:val="18"/>
         </w:rPr>
+        <w:br w:type="page"/>
+      </w:r>
+    </w:p>
+    <w:p>
+      <w:pPr>
+        <w:widowControl w:val="0"/>
+        <w:spacing w:before="60" w:after="60"/>
+        <w:jc w:val="center"/>
+        <w:rPr>
+          <w:b/>
+          <w:sz w:val="18"/>
+          <w:szCs w:val="18"/>
+        </w:rPr>
+      </w:pPr>
+      <w:bookmarkStart w:id="0" w:name="_GoBack"/>
+      <w:bookmarkEnd w:id="0"/>
+      <w:r>
+        <w:rPr>
+          <w:b/>
+          <w:sz w:val="18"/>
+          <w:szCs w:val="18"/>
+        </w:rPr>
+        <w:lastRenderedPageBreak/>
         <w:t>ОТМЕТКА БАЗЫ ПРАКТИКИ</w:t>
       </w:r>
     </w:p>
@@ -1600,15 +1620,7 @@
                 <w:sz w:val="20"/>
                 <w:szCs w:val="20"/>
               </w:rPr>
-              <w:t xml:space="preserve">Руководитель </w:t>
-            </w:r>
-            <w:r>
-              <w:rPr>
-                <w:sz w:val="20"/>
-                <w:szCs w:val="20"/>
-              </w:rPr>
-              <w:lastRenderedPageBreak/>
-              <w:t>учреждения (подразделения)</w:t>
+              <w:t>Руководитель учреждения (подразделения)</w:t>
             </w:r>
           </w:p>
         </w:tc>
@@ -3366,8 +3378,8 @@
                 <w:szCs w:val="20"/>
               </w:rPr>
             </w:pPr>
-            <w:bookmarkStart w:id="0" w:name="_heading=h.rky78ixg07c" w:colFirst="0" w:colLast="0"/>
-            <w:bookmarkEnd w:id="0"/>
+            <w:bookmarkStart w:id="1" w:name="_heading=h.rky78ixg07c" w:colFirst="0" w:colLast="0"/>
+            <w:bookmarkEnd w:id="1"/>
             <w:r>
               <w:rPr>
                 <w:sz w:val="20"/>
@@ -7557,8 +7569,6 @@
             <w:r>
               <w:t>Вышеперечисленное позволяет оценить результат работы и компетенции на высоком уровне (86-100 баллов).</w:t>
             </w:r>
-            <w:bookmarkStart w:id="1" w:name="_GoBack"/>
-            <w:bookmarkEnd w:id="1"/>
           </w:p>
           <w:p>
             <w:pPr>
@@ -7962,7 +7972,7 @@
         <w:sz w:val="20"/>
         <w:szCs w:val="20"/>
       </w:rPr>
-      <w:t>15</w:t>
+      <w:t>2</w:t>
     </w:r>
     <w:r>
       <w:rPr>
@@ -8050,7 +8060,7 @@
     </w:pPr>
     <w:r>
       <w:pict>
-        <v:rect id="_x0000_i1026" style="width:0;height:1.5pt" o:hralign="center" o:hrstd="t" o:hr="t" fillcolor="#a0a0a0" stroked="f"/>
+        <v:rect id="_x0000_i1046" style="width:0;height:1.5pt" o:hralign="center" o:hrstd="t" o:hr="t" fillcolor="#a0a0a0" stroked="f"/>
       </w:pict>
     </w:r>
   </w:p>
